--- a/Week5/22679171_NguyenPhanMinhMan_Week05.docx
+++ b/Week5/22679171_NguyenPhanMinhMan_Week05.docx
@@ -1287,6 +1287,9 @@
     </w:p>
     <w:p>
       <w:r>
+        <w:rPr>
+          <w:noProof/>
+        </w:rPr>
         <w:drawing>
           <wp:inline distT="0" distB="0" distL="0" distR="0" wp14:anchorId="52086264" wp14:editId="277F9A5C">
             <wp:extent cx="5943600" cy="3338830"/>
@@ -1326,6 +1329,9 @@
     </w:p>
     <w:p>
       <w:r>
+        <w:rPr>
+          <w:noProof/>
+        </w:rPr>
         <w:drawing>
           <wp:inline distT="0" distB="0" distL="0" distR="0" wp14:anchorId="2CB0A10F" wp14:editId="40957CAB">
             <wp:extent cx="5943600" cy="1188085"/>
@@ -1365,6 +1371,9 @@
     </w:p>
     <w:p>
       <w:r>
+        <w:rPr>
+          <w:noProof/>
+        </w:rPr>
         <w:lastRenderedPageBreak/>
         <w:drawing>
           <wp:inline distT="0" distB="0" distL="0" distR="0" wp14:anchorId="543CF772" wp14:editId="17A6CC6C">
@@ -1414,19 +1423,7 @@
         <w:rPr>
           <w:rFonts w:ascii="Arial" w:hAnsi="Arial" w:cs="Arial"/>
         </w:rPr>
-        <w:t xml:space="preserve">Bài </w:t>
-      </w:r>
-      <w:r>
-        <w:rPr>
-          <w:rFonts w:ascii="Arial" w:hAnsi="Arial" w:cs="Arial"/>
-        </w:rPr>
-        <w:t>4</w:t>
-      </w:r>
-      <w:r>
-        <w:rPr>
-          <w:rFonts w:ascii="Arial" w:hAnsi="Arial" w:cs="Arial"/>
-        </w:rPr>
-        <w:t xml:space="preserve">: </w:t>
+        <w:t xml:space="preserve">Bài 4: </w:t>
       </w:r>
       <w:r>
         <w:rPr>
@@ -1443,6 +1440,9 @@
     </w:p>
     <w:p>
       <w:r>
+        <w:rPr>
+          <w:noProof/>
+        </w:rPr>
         <w:drawing>
           <wp:inline distT="0" distB="0" distL="0" distR="0" wp14:anchorId="6CC42BF0" wp14:editId="3CD693C5">
             <wp:extent cx="2819794" cy="1829055"/>
@@ -1482,6 +1482,9 @@
     </w:p>
     <w:p>
       <w:r>
+        <w:rPr>
+          <w:noProof/>
+        </w:rPr>
         <w:lastRenderedPageBreak/>
         <w:drawing>
           <wp:inline distT="0" distB="0" distL="0" distR="0" wp14:anchorId="197F54F1" wp14:editId="085802CE">
@@ -1522,6 +1525,9 @@
     </w:p>
     <w:p>
       <w:r>
+        <w:rPr>
+          <w:noProof/>
+        </w:rPr>
         <w:drawing>
           <wp:inline distT="0" distB="0" distL="0" distR="0" wp14:anchorId="4B279337" wp14:editId="351A696D">
             <wp:extent cx="5943600" cy="3342005"/>
@@ -1559,6 +1565,157 @@
         </w:drawing>
       </w:r>
     </w:p>
+    <w:p>
+      <w:pPr>
+        <w:pStyle w:val="Heading2"/>
+        <w:rPr>
+          <w:rFonts w:ascii="Arial" w:hAnsi="Arial" w:cs="Arial"/>
+        </w:rPr>
+      </w:pPr>
+      <w:r>
+        <w:rPr>
+          <w:rFonts w:ascii="Arial" w:hAnsi="Arial" w:cs="Arial"/>
+        </w:rPr>
+        <w:lastRenderedPageBreak/>
+        <w:t xml:space="preserve">Bài </w:t>
+      </w:r>
+      <w:r>
+        <w:rPr>
+          <w:rFonts w:ascii="Arial" w:hAnsi="Arial" w:cs="Arial"/>
+        </w:rPr>
+        <w:t>5</w:t>
+      </w:r>
+      <w:r>
+        <w:rPr>
+          <w:rFonts w:ascii="Arial" w:hAnsi="Arial" w:cs="Arial"/>
+        </w:rPr>
+        <w:t xml:space="preserve">: </w:t>
+      </w:r>
+      <w:r>
+        <w:rPr>
+          <w:rFonts w:ascii="Arial" w:hAnsi="Arial" w:cs="Arial"/>
+        </w:rPr>
+        <w:t>Chạy Redis với Docker Compose</w:t>
+      </w:r>
+    </w:p>
+    <w:p>
+      <w:r>
+        <w:drawing>
+          <wp:inline distT="0" distB="0" distL="0" distR="0" wp14:anchorId="77C5138D" wp14:editId="5E8C1144">
+            <wp:extent cx="4858428" cy="3934374"/>
+            <wp:effectExtent l="0" t="0" r="0" b="9525"/>
+            <wp:docPr id="74476747" name="Picture 1"/>
+            <wp:cNvGraphicFramePr>
+              <a:graphicFrameLocks xmlns:a="http://schemas.openxmlformats.org/drawingml/2006/main" noChangeAspect="1"/>
+            </wp:cNvGraphicFramePr>
+            <a:graphic xmlns:a="http://schemas.openxmlformats.org/drawingml/2006/main">
+              <a:graphicData uri="http://schemas.openxmlformats.org/drawingml/2006/picture">
+                <pic:pic xmlns:pic="http://schemas.openxmlformats.org/drawingml/2006/picture">
+                  <pic:nvPicPr>
+                    <pic:cNvPr id="74476747" name=""/>
+                    <pic:cNvPicPr/>
+                  </pic:nvPicPr>
+                  <pic:blipFill>
+                    <a:blip r:embed="rId34"/>
+                    <a:stretch>
+                      <a:fillRect/>
+                    </a:stretch>
+                  </pic:blipFill>
+                  <pic:spPr>
+                    <a:xfrm>
+                      <a:off x="0" y="0"/>
+                      <a:ext cx="4858428" cy="3934374"/>
+                    </a:xfrm>
+                    <a:prstGeom prst="rect">
+                      <a:avLst/>
+                    </a:prstGeom>
+                  </pic:spPr>
+                </pic:pic>
+              </a:graphicData>
+            </a:graphic>
+          </wp:inline>
+        </w:drawing>
+      </w:r>
+    </w:p>
+    <w:p>
+      <w:r>
+        <w:drawing>
+          <wp:inline distT="0" distB="0" distL="0" distR="0" wp14:anchorId="380645B0" wp14:editId="4262B8B2">
+            <wp:extent cx="5943600" cy="1441450"/>
+            <wp:effectExtent l="0" t="0" r="0" b="6350"/>
+            <wp:docPr id="1866996463" name="Picture 1"/>
+            <wp:cNvGraphicFramePr>
+              <a:graphicFrameLocks xmlns:a="http://schemas.openxmlformats.org/drawingml/2006/main" noChangeAspect="1"/>
+            </wp:cNvGraphicFramePr>
+            <a:graphic xmlns:a="http://schemas.openxmlformats.org/drawingml/2006/main">
+              <a:graphicData uri="http://schemas.openxmlformats.org/drawingml/2006/picture">
+                <pic:pic xmlns:pic="http://schemas.openxmlformats.org/drawingml/2006/picture">
+                  <pic:nvPicPr>
+                    <pic:cNvPr id="1866996463" name=""/>
+                    <pic:cNvPicPr/>
+                  </pic:nvPicPr>
+                  <pic:blipFill>
+                    <a:blip r:embed="rId35"/>
+                    <a:stretch>
+                      <a:fillRect/>
+                    </a:stretch>
+                  </pic:blipFill>
+                  <pic:spPr>
+                    <a:xfrm>
+                      <a:off x="0" y="0"/>
+                      <a:ext cx="5943600" cy="1441450"/>
+                    </a:xfrm>
+                    <a:prstGeom prst="rect">
+                      <a:avLst/>
+                    </a:prstGeom>
+                  </pic:spPr>
+                </pic:pic>
+              </a:graphicData>
+            </a:graphic>
+          </wp:inline>
+        </w:drawing>
+      </w:r>
+    </w:p>
+    <w:p>
+      <w:r>
+        <w:drawing>
+          <wp:inline distT="0" distB="0" distL="0" distR="0" wp14:anchorId="78DE095E" wp14:editId="370987BA">
+            <wp:extent cx="5943600" cy="883920"/>
+            <wp:effectExtent l="0" t="0" r="0" b="0"/>
+            <wp:docPr id="1216301044" name="Picture 1"/>
+            <wp:cNvGraphicFramePr>
+              <a:graphicFrameLocks xmlns:a="http://schemas.openxmlformats.org/drawingml/2006/main" noChangeAspect="1"/>
+            </wp:cNvGraphicFramePr>
+            <a:graphic xmlns:a="http://schemas.openxmlformats.org/drawingml/2006/main">
+              <a:graphicData uri="http://schemas.openxmlformats.org/drawingml/2006/picture">
+                <pic:pic xmlns:pic="http://schemas.openxmlformats.org/drawingml/2006/picture">
+                  <pic:nvPicPr>
+                    <pic:cNvPr id="1216301044" name=""/>
+                    <pic:cNvPicPr/>
+                  </pic:nvPicPr>
+                  <pic:blipFill>
+                    <a:blip r:embed="rId36"/>
+                    <a:stretch>
+                      <a:fillRect/>
+                    </a:stretch>
+                  </pic:blipFill>
+                  <pic:spPr>
+                    <a:xfrm>
+                      <a:off x="0" y="0"/>
+                      <a:ext cx="5943600" cy="883920"/>
+                    </a:xfrm>
+                    <a:prstGeom prst="rect">
+                      <a:avLst/>
+                    </a:prstGeom>
+                  </pic:spPr>
+                </pic:pic>
+              </a:graphicData>
+            </a:graphic>
+          </wp:inline>
+        </w:drawing>
+      </w:r>
+    </w:p>
+    <w:p/>
     <w:p/>
     <w:sectPr>
       <w:pgSz w:w="12240" w:h="15840"/>
